--- a/T&C/1 Euro Auctions/Vers 2 - Multilanguage - Q4 2026/2_CPA_1EuroAuction_Versione_2_2026_DEF_POR.docx
+++ b/T&C/1 Euro Auctions/Vers 2 - Multilanguage - Q4 2026/2_CPA_1EuroAuction_Versione_2_2026_DEF_POR.docx
@@ -1001,7 +1001,7 @@
           <w:sz w:val="20"/>
           <w:szCs w:val="20"/>
         </w:rPr>
-        <w:t>As Comissões vencem-se e são devidas conforme previsto pelo art. 12.4 das CG e mantêm-se sujeitas à disciplina geral das Condições Gerais em matéria de pagamento, faturamento e incumprimento, salvo o disposto de forma diversa nas presentes Condições Particulares.</w:t>
+        <w:t>As Comissões vencem-se e são devidas conforme previsto pelo art. 12.4 das CG e mantêm-se sujeitas à disciplina geral das Condições Gerais em matéria de pagamento, faturação e incumprimento, salvo o disposto de forma diversa nas presentes Condições Particulares.</w:t>
       </w:r>
     </w:p>
     <w:p>

--- a/T&C/1 Euro Auctions/Vers 2 - Multilanguage - Q4 2026/2_CPA_1EuroAuction_Versione_2_2026_DEF_POR.docx
+++ b/T&C/1 Euro Auctions/Vers 2 - Multilanguage - Q4 2026/2_CPA_1EuroAuction_Versione_2_2026_DEF_POR.docx
@@ -27,7 +27,7 @@
           <w:szCs w:val="20"/>
           <w14:ligatures w14:val="standardContextual"/>
         </w:rPr>
-        <w:t>Condições Particulares de venda</w:t>
+        <w:t>Condições particulares de venda</w:t>
       </w:r>
     </w:p>
     <w:p>
@@ -94,10 +94,8 @@
           <w:sz w:val="20"/>
           <w:szCs w:val="20"/>
         </w:rPr>
-        <w:t>As presentes Condições Particulares de Leilão regulam a categoria de Leilões denominada «1 Euro Auctions», organizados pela Fleequid no âmbito do Marketplace enquanto modalidade particular, especial e derrogatória de venda de Veículos.</w:t>
-      </w:r>
-      <w:proofErr w:type="spellStart"/>
-      <w:proofErr w:type="spellEnd"/>
+        <w:t>As presentes Condições particulares de venda regulam a categoria de Leilões denominada «1 Euro Auctions», organizados pela Fleequid no âmbito do Marketplace enquanto modalidade particular, especial e derrogatória de venda de Veículos.</w:t>
+      </w:r>
     </w:p>
     <w:p>
       <w:pPr>
@@ -117,7 +115,7 @@
           <w:sz w:val="20"/>
           <w:szCs w:val="20"/>
         </w:rPr>
-        <w:t>São adotadas nos termos e para os efeitos dos arts. 4.3, 4.4 e 9.4, alínea d), das Condições Gerais do Marketplace Fleequid («CG») e constituem Condições particulares de venda nos termos das CG (doravante também «Condições Particulares de Leilão»), com a consequente prevalência sobre as CG em caso de incompatibilidade e dentro dos limites das matérias expressamente reguladas no presente documento.</w:t>
+        <w:t>São adotadas nos termos e para os efeitos dos arts. 4.3, 4.4, 4.5 e 9.4, alínea d), das Condições Gerais do Marketplace Fleequid («CG») e constituem Condições particulares de venda nos termos das CG (doravante também «Condições Particulares»), com a consequente prevalência sobre as CG em caso de incompatibilidade e dentro dos limites das matérias expressamente reguladas no presente documento.</w:t>
       </w:r>
     </w:p>
     <w:p>
@@ -138,10 +136,8 @@
           <w:sz w:val="20"/>
           <w:szCs w:val="20"/>
         </w:rPr>
-        <w:t>As presentes Condições Particulares aplicam-se exclusivamente quando um Leilão seja expressamente qualificado como «1 Euro Auction» na respetiva ficha publicada no Marketplace, inclusive mediante simples indicação ou etiquetagem do mesmo, independentemente da presença de uma remissão textual integral ou de um conteúdo descritivo específico. Tal qualificação implica a aplicação automática das presentes condições à respetiva relação contratual, em virtude do registo e da utilização do Marketplace por parte dos Utilizadores, sem necessidade de uma ulterior aceitação, mantendo-se inalteradas as CG já aprovadas pelos Utilizadores.</w:t>
-      </w:r>
-      <w:proofErr w:type="spellStart"/>
-      <w:proofErr w:type="spellEnd"/>
+        <w:t>As presentes Condições Particulares aplicam-se exclusivamente quando um Leilão seja expressamente qualificado como «1 Euro Auction» na respetiva ficha publicada no Marketplace, inclusive mediante simples indicação ou etiquetagem, desde que o respetivo texto seja tornado acessível e consultável antes da formulação da Oferta nos termos do art. 4.5 das CG.</w:t>
+      </w:r>
     </w:p>
     <w:p>
       <w:pPr>
@@ -161,7 +157,7 @@
           <w:sz w:val="20"/>
           <w:szCs w:val="20"/>
         </w:rPr>
-        <w:t>A publicação de uma Proposta de venda no âmbito de um Leilão qualificado como «1 Euro Auction», bem como a participação no mesmo por parte dos Licitantes, constitui aceitação expressa, plena e vinculativa das presentes Condições Particulares. Mantém-se inalterada a aprovação específica por escrito, nos termos dos arts. 1341 e 1342 do Código Civil italiano, das cláusulas indicadas na secção final do presente documento.</w:t>
+        <w:t>Mantém-se inalterada a aprovação específica por escrito, nos termos dos arts. 1341 e 1342 do Código Civil italiano, das cláusulas indicadas na secção final do presente documento.</w:t>
       </w:r>
     </w:p>
     <w:p>
@@ -182,10 +178,8 @@
           <w:sz w:val="20"/>
           <w:szCs w:val="20"/>
         </w:rPr>
-        <w:t>Para tudo o que não esteja expressamente previsto no presente documento, mantêm-se integralmente aplicáveis as CG, as eventuais Condições específicas e o Tarifário Fleequid, na medida em que sejam compatíveis com a natureza das «1 Euro Auctions», segundo a hierarquia estabelecida pelo art. 3.3 das CG.</w:t>
-      </w:r>
-      <w:proofErr w:type="spellStart"/>
-      <w:proofErr w:type="spellEnd"/>
+        <w:t>Para tudo o que não esteja expressamente previsto no presente documento, mantêm-se integralmente aplicáveis as CG, as eventuais Condições Específicas e o Tarifário Fleequid, segundo a hierarquia estabelecida pelo art. 4.3 das CG.</w:t>
+      </w:r>
     </w:p>
     <w:p>
       <w:pPr>
@@ -277,7 +271,7 @@
           <w:sz w:val="20"/>
           <w:szCs w:val="20"/>
         </w:rPr>
-        <w:t>As «1 Euro Auctions» constituem uma categoria particular de Leilão organizada pela Fleequid no âmbito do Marketplace, caracterizada por modalidades específicas de determinação do preço e por condições económicas específicas relativamente aos Leilões ordinários regulados pelas Condições Gerais («CG»).</w:t>
+        <w:t>As «1 Euro Auctions» constituem uma categoria particular de Leilão organizada pela Fleequid no âmbito do Marketplace, caracterizada por modalidades específicas de determinação do preço e por condições económicas específicas, distintas relativamente às dos Leilões ordinários regulados pelas Condições Gerais («CG»).</w:t>
       </w:r>
     </w:p>
     <w:p>
@@ -528,7 +522,7 @@
           <w:sz w:val="20"/>
           <w:szCs w:val="20"/>
         </w:rPr>
-        <w:t>Caso, no termo da 1 Euro Auction, não tenha sido recebida qualquer Oferta válida, o Leilão considerar-se-á deserto e não se formará qualquer Acordo vinculativo nos termos das CG; consequentemente, não surgirá para a Fleequid, para o Vendedor ou para terceiros qualquer obrigação de aquisição do Veículo.</w:t>
+        <w:t>Caso, no termo da 1 Euro Auction, não tenha sido recebida qualquer Oferta válida, o Leilão considerar-se-á deserto e não se formará qualquer Acordo vinculativo nos termos das CG.</w:t>
       </w:r>
     </w:p>
     <w:p>
@@ -727,7 +721,7 @@
           <w:sz w:val="20"/>
           <w:szCs w:val="20"/>
         </w:rPr>
-        <w:t>O pagamento da eventual integração económica até ao PMIV está subordinado à regular conclusão do Contrato e ao integral e definitivo cumprimento das obrigações de pagamento por parte do Comprador, conforme previsto pelas CG. Fica igualmente entendido que o Vendedor deverá ter cumprido integralmente e sem reservas todas as obrigações previstas pelas CG e pelas presentes Condições Particulares, incluindo, a título exemplificativo, as obrigações relativas à conformidade do Veículo, à completude e veracidade das informações fornecidas e à correta execução da entrega.</w:t>
+        <w:t>O pagamento da eventual integração económica até ao PMIV está subordinado à regular formação do Acordo vinculativo e ao integral e definitivo cumprimento das obrigações de pagamento por parte do Comprador, conforme previsto pelas CG. Fica igualmente entendido que o Vendedor deverá ter cumprido integralmente e sem reservas todas as obrigações previstas pelas CG e pelas presentes Condições Particulares, incluindo, a título exemplificativo, as obrigações relativas à conformidade do Veículo, à completude e veracidade das informações fornecidas e à correta execução da entrega.</w:t>
       </w:r>
     </w:p>
     <w:p>
@@ -849,7 +843,7 @@
           <w:sz w:val="20"/>
           <w:szCs w:val="20"/>
         </w:rPr>
-        <w:t>Estrutura de comissões.</w:t>
+        <w:t>Estrutura de comissões na Venda à comissão.</w:t>
       </w:r>
     </w:p>
     <w:p>
@@ -1096,10 +1090,8 @@
           <w:sz w:val="20"/>
           <w:szCs w:val="20"/>
         </w:rPr>
-        <w:t>O Comprador adjudicatário está obrigado ao pagamento do preço de adjudicação e das Comissões devidas nos prazos e segundo as modalidades previstas pelas CG, bem como pelo Tarifário aplicável à 1 Euro Auction específica.</w:t>
-      </w:r>
-      <w:proofErr w:type="spellStart"/>
-      <w:proofErr w:type="spellEnd"/>
+        <w:t>O Comprador está obrigado ao pagamento do Montante Total Devido nos prazos e segundo as modalidades previstas pelas CG e pelas condições aplicáveis à 1 Euro Auction específica.</w:t>
+      </w:r>
     </w:p>
     <w:p>
       <w:pPr>
@@ -1148,10 +1140,8 @@
           <w:sz w:val="20"/>
           <w:szCs w:val="20"/>
         </w:rPr>
-        <w:t>No caso das 1 Euro Auctions, a eventual integração económica a favor do Vendedor é devida pela Fleequid exclusivamente dentro dos limites e nas condições previstas pelo art. 3 das presentes Condições Particulares. Fica entendido que tal integração está subordinada ao integral cumprimento das condições aí previstas, incluindo a regular conclusão do Contrato e o efetivo recebimento das quantias devidas pelo Comprador, salvo o estabelecido de forma diversa nas presentes Condições Particulares.</w:t>
-      </w:r>
-      <w:proofErr w:type="spellStart"/>
-      <w:proofErr w:type="spellEnd"/>
+        <w:t>No caso das 1 Euro Auctions, a eventual integração económica a favor do Vendedor é devida pela Fleequid exclusivamente dentro dos limites e nas condições previstas pelo art. 3 das presentes Condições Particulares. Fica entendido que tal integração está subordinada ao integral cumprimento das condições aí previstas, incluindo a regular formação do Acordo vinculativo e o efetivo recebimento das quantias devidas pelo Comprador, salvo o estabelecido de forma diversa nas presentes Condições Particulares.</w:t>
+      </w:r>
     </w:p>
     <w:p>
       <w:pPr>
@@ -1467,6 +1457,7 @@
         <w:rPr>
           <w:rFonts w:ascii="Verdana" w:hAnsi="Verdana"/>
           <w:b/>
+          <w:bCs/>
           <w:sz w:val="20"/>
           <w:szCs w:val="20"/>
         </w:rPr>
@@ -1497,6 +1488,7 @@
         <w:rPr>
           <w:rFonts w:ascii="Verdana" w:hAnsi="Verdana"/>
           <w:b/>
+          <w:bCs/>
           <w:sz w:val="20"/>
           <w:szCs w:val="20"/>
         </w:rPr>
